--- a/docs/dar/Utsav_eClaims_DAR_Messaging_Analytics_Identity.docx
+++ b/docs/dar/Utsav_eClaims_DAR_Messaging_Analytics_Identity.docx
@@ -966,7 +966,7 @@
               <w:rPr>
                 <w:rFonts w:asciiTheme="majorHAnsi" w:hAnsiTheme="majorHAnsi"/>
               </w:rPr>
-              <w:t/>
+              <w:t>1.1</w:t>
             </w:r>
           </w:p>
         </w:tc>
@@ -991,7 +991,7 @@
               <w:rPr>
                 <w:rFonts w:asciiTheme="majorHAnsi" w:hAnsiTheme="majorHAnsi"/>
               </w:rPr>
-              <w:t/>
+              <w:t>30-10-2026</w:t>
             </w:r>
           </w:p>
         </w:tc>
@@ -1016,7 +1016,7 @@
               <w:rPr>
                 <w:rFonts w:asciiTheme="majorHAnsi" w:hAnsiTheme="majorHAnsi"/>
               </w:rPr>
-              <w:t/>
+              <w:t>Utsav Verma</w:t>
             </w:r>
           </w:p>
         </w:tc>
@@ -1041,7 +1041,7 @@
               <w:rPr>
                 <w:rFonts w:asciiTheme="majorHAnsi" w:hAnsiTheme="majorHAnsi"/>
               </w:rPr>
-              <w:t/>
+              <w:t>Aligned with SAD v2.0: zero-ETL from two of the four database instance groups; registered SMS sender numbers and opt-in; staff sessions on managed devices and the corporate-only Internal Portal; SAD reference updated to v2.0</w:t>
             </w:r>
           </w:p>
         </w:tc>
@@ -11745,7 +11745,7 @@
         </w:numPr>
       </w:pPr>
       <w:r>
-        <w:t>SNS used for the last-mile SMS hop (diagram D3). Internal fan-out is done by EventBridge rules; the internal SNS role shown as N4 on the Cloud / Deployment page carries AWS service notifications, such as SES bounce and complaint reports.</w:t>
+        <w:t>SNS used for the last-mile SMS hop (diagram D3), from registered US sender numbers — a short code, with toll-free numbers as a fallback, set up in AWS End User Messaging SMS — to customers who opted in (SAD Section 4, Layer 4). Internal fan-out is done by EventBridge rules; the internal SNS role shown as N4 on the Cloud / Deployment page carries AWS service notifications, such as SES bounce and complaint reports.</w:t>
       </w:r>
     </w:p>
     <w:p>
@@ -16319,7 +16319,7 @@
     </w:p>
     <w:p>
       <w:r>
-        <w:t>Amazon Redshift on provisioned RA3 nodes, fed from RDS for PostgreSQL by a zero-ETL integration, with concurrency scaling for month-end peaks and cross-Region snapshot copy to us-east-2, is recommended as the eClaims analytics store. This is the design in SAD Layer 5, Section 9.3 and the Region failover approach of SAD Section 4.</w:t>
+        <w:t>Amazon Redshift on provisioned RA3 nodes, fed from RDS for PostgreSQL by zero-ETL integrations from the claims-core and money-and-fraud instance groups, with concurrency scaling for month-end peaks and cross-Region snapshot copy to us-east-2, is recommended as the eClaims analytics store. This is the design in SAD Layer 5, Section 9.3 and the Region failover approach of SAD Section 4.</w:t>
       </w:r>
     </w:p>
     <w:p>
@@ -16341,7 +16341,7 @@
         </w:numPr>
       </w:pPr>
       <w:r>
-        <w:t>A zero-ETL integration filtered to the tables reporting needs — claims, status history, assignments, payments and fraud flags — excluding credentials and document content.</w:t>
+        <w:t>Zero-ETL integrations from the claims-core and money-and-fraud instance groups (SAD Section 4, Layer 5), filtered to the tables reporting needs — claims, status history, assignments, repairs, bookings, payments and fraud flags — excluding credentials and document content.</w:t>
       </w:r>
     </w:p>
     <w:p>
@@ -21204,7 +21204,7 @@
         </w:numPr>
       </w:pPr>
       <w:r>
-        <w:t>Okta as an OpenID Connect provider for staff; the Auth Service maps Okta groups to the six internal roles and issues the eClaims token.</w:t>
+        <w:t>Okta as an OpenID Connect provider for staff; the Auth Service maps Okta groups to the six internal roles and issues the eClaims token. Okta starts a staff session only on a device YCompany manages (Okta device assurance), and the Internal Portal answers only YCompany corporate address ranges (SAD v2.0, Layer 2).</w:t>
       </w:r>
     </w:p>
     <w:p>
@@ -23300,7 +23300,7 @@
         </w:numPr>
       </w:pPr>
       <w:r>
-        <w:t>eClaims Solution Approach Document (SAD) v1.8 — docs/sad/solution-approach-document.md</w:t>
+        <w:t>eClaims Solution Approach Document (SAD) v2.0 — docs/sad/solution-approach-document.md</w:t>
       </w:r>
     </w:p>
     <w:p>
